--- a/论文初稿_v6_模板版.docx
+++ b/论文初稿_v6_模板版.docx
@@ -29,7 +29,7 @@
           <w:b/>
           <w:sz w:val="24"/>
         </w:rPr>
-        <w:t>杨骏杰</w:t>
+        <w:t>杨骏杰, 易国洪+</w:t>
       </w:r>
     </w:p>
     <w:p>
@@ -50,7 +50,7 @@
     <w:p>
       <w:pPr>
         <w:keepNext w:val="0"/>
-        <w:spacing w:before="0" w:after="100" w:line="240" w:lineRule="auto"/>
+        <w:spacing w:before="0" w:after="60" w:line="240" w:lineRule="auto"/>
         <w:jc w:val="center"/>
       </w:pPr>
       <w:r>
@@ -59,7 +59,7 @@
           <w:b w:val="0"/>
           <w:sz w:val="21"/>
         </w:rPr>
-        <w:t>E-mail：1719369817@qq.com</w:t>
+        <w:t>+ 通信作者 E-mail：178035026@qq.com</w:t>
       </w:r>
     </w:p>
     <w:p>
@@ -145,7 +145,7 @@
           <w:b w:val="0"/>
           <w:sz w:val="21"/>
         </w:rPr>
-        <w:t xml:space="preserve">：TP391.4 </w:t>
+        <w:t xml:space="preserve">：TP391.41；TP183 </w:t>
       </w:r>
       <w:r>
         <w:rPr>
@@ -191,7 +191,7 @@
           <w:b/>
           <w:sz w:val="24"/>
         </w:rPr>
-        <w:t>YANG Junjie</w:t>
+        <w:t>YANG Junjie, YI Guohong+</w:t>
       </w:r>
     </w:p>
     <w:p>
@@ -212,7 +212,7 @@
     <w:p>
       <w:pPr>
         <w:keepNext w:val="0"/>
-        <w:spacing w:before="0" w:after="100" w:line="240" w:lineRule="auto"/>
+        <w:spacing w:before="0" w:after="60" w:line="240" w:lineRule="auto"/>
         <w:jc w:val="center"/>
       </w:pPr>
       <w:r>
@@ -221,7 +221,7 @@
           <w:b w:val="0"/>
           <w:sz w:val="21"/>
         </w:rPr>
-        <w:t>E-mail: 1719369817@qq.com</w:t>
+        <w:t>+ Corresponding author E-mail: 178035026@qq.com</w:t>
       </w:r>
     </w:p>
     <w:p>
@@ -7601,6 +7601,22 @@
         <w:t xml:space="preserve">作者简介：杨骏杰（2002—），男，湖北襄阳人，硕士研究生，主要研究方向为计算机视觉、多模态大模型与工业视觉检测。E-mail：1719369817@qq.com。</w:t>
       </w:r>
     </w:p>
+    <w:p>
+      <w:pPr>
+        <w:ind w:firstLineChars="100"/>
+        <w:pStyle w:val="FootnoteText"/>
+        <w:snapToGrid w:val="0"/>
+        <w:spacing w:after="0" w:line="240" w:lineRule="auto"/>
+      </w:pPr>
+      <w:r>
+        <w:rPr>
+          <w:rFonts w:ascii="Times New Roman" w:hAnsi="Times New Roman" w:eastAsia="宋体"/>
+          <w:sz w:val="17"/>
+          <w:szCs w:val="17"/>
+        </w:rPr>
+        <w:t xml:space="preserve">通信作者：易国洪，男，教授。E-mail：178035026@qq.com。</w:t>
+      </w:r>
+    </w:p>
   </w:footnote>
 </w:footnotes>
 </file>

--- a/论文初稿_v6_模板版.docx
+++ b/论文初稿_v6_模板版.docx
@@ -44,7 +44,7 @@
           <w:b w:val="0"/>
           <w:sz w:val="21"/>
         </w:rPr>
-        <w:t>（武汉工程大学 计算机科学与工程学院，武汉 430205）</w:t>
+        <w:t>（武汉工程大学计算机科学与工程学院人工智能学院，武汉 430205）</w:t>
       </w:r>
     </w:p>
     <w:p>
@@ -59,7 +59,7 @@
           <w:b w:val="0"/>
           <w:sz w:val="21"/>
         </w:rPr>
-        <w:t>+ 通信作者 E-mail：178035026@qq.com</w:t>
+        <w:t>+ 通信作者 E-mail：yiguohong@wit.edu.cn</w:t>
       </w:r>
     </w:p>
     <w:p>
@@ -206,7 +206,7 @@
           <w:b w:val="0"/>
           <w:sz w:val="21"/>
         </w:rPr>
-        <w:t>(School of Computer Science and Engineering, Wuhan Institute of Technology, Wuhan 430205, China)</w:t>
+        <w:t>(School of Computer Science and Engineering, School of Artificial Intelligence, Wuhan Institute of Technology, Wuhan 430205, China)</w:t>
       </w:r>
     </w:p>
     <w:p>
@@ -221,7 +221,7 @@
           <w:b w:val="0"/>
           <w:sz w:val="21"/>
         </w:rPr>
-        <w:t>+ Corresponding author E-mail: 178035026@qq.com</w:t>
+        <w:t>+ Corresponding author E-mail: yiguohong@wit.edu.cn</w:t>
       </w:r>
     </w:p>
     <w:p>
@@ -7514,7 +7514,7 @@
           <w:b w:val="0"/>
           <w:sz w:val="17"/>
         </w:rPr>
-        <w:t>通讯地址：武汉工程大学 计算机科学与工程学院（湖北省武汉市江夏区），邮政编码 430205</w:t>
+        <w:t>通讯地址：湖北省武汉市东湖新技术开发区光谷一路206号 武汉工程大学计算机科学与工程学院人工智能学院（邮编 430205）</w:t>
       </w:r>
       <w:r>
         <w:br/>
@@ -7614,7 +7614,7 @@
           <w:sz w:val="17"/>
           <w:szCs w:val="17"/>
         </w:rPr>
-        <w:t xml:space="preserve">通信作者：易国洪，男，教授。E-mail：178035026@qq.com。</w:t>
+        <w:t xml:space="preserve">通信作者：易国洪（1972—），男，教授，主要研究方向为软件测试、软件复用与大数据。E-mail：yiguohong@wit.edu.cn。</w:t>
       </w:r>
     </w:p>
   </w:footnote>

--- a/论文初稿_v6_模板版.docx
+++ b/论文初稿_v6_模板版.docx
@@ -59,7 +59,7 @@
           <w:b w:val="0"/>
           <w:sz w:val="21"/>
         </w:rPr>
-        <w:t>+ 通信作者 E-mail：yiguohong@wit.edu.cn</w:t>
+        <w:t>+ 通信作者 E-mail：178035026@qq.com</w:t>
       </w:r>
     </w:p>
     <w:p>
@@ -221,7 +221,7 @@
           <w:b w:val="0"/>
           <w:sz w:val="21"/>
         </w:rPr>
-        <w:t>+ Corresponding author E-mail: yiguohong@wit.edu.cn</w:t>
+        <w:t>+ Corresponding author E-mail: 178035026@qq.com</w:t>
       </w:r>
     </w:p>
     <w:p>
@@ -7614,7 +7614,7 @@
           <w:sz w:val="17"/>
           <w:szCs w:val="17"/>
         </w:rPr>
-        <w:t xml:space="preserve">通信作者：易国洪（1972—），男，教授，主要研究方向为软件测试、软件复用与大数据。E-mail：yiguohong@wit.edu.cn。</w:t>
+        <w:t xml:space="preserve">通信作者：易国洪（1972—），男，教授，主要研究方向为软件测试、软件复用与大数据。E-mail：178035026@qq.com。</w:t>
       </w:r>
     </w:p>
   </w:footnote>
